--- a/raw/Agos X - Caricamento layer L0-L1.docx
+++ b/raw/Agos X - Caricamento layer L0-L1.docx
@@ -2261,9 +2261,23 @@
       <w:r>
         <w:rPr>
           <w:rFonts w:eastAsia="Arial" w:cs="Arial"/>
-          <w:color w:val="000000" w:themeColor="text1"/>
-        </w:rPr>
-        <w:t>Nella fase iniziale del job vengono svolti dei controlli sulla coerenza dei parametri di input del jib Glue e sulla correttezza del file civetta.</w:t>
+          <w:color w:val="000000" w:themeColor="text1" w:themeTint="FF" w:themeShade="FF"/>
+        </w:rPr>
+        <w:t>Nella fase iniziale del job vengono svolti dei controlli sulla coerenza dei parametri di input del j</w:t>
+      </w:r>
+      <w:r>
+        <w:rPr>
+          <w:rFonts w:eastAsia="Arial" w:cs="Arial"/>
+          <w:color w:val="000000" w:themeColor="text1" w:themeTint="FF" w:themeShade="FF"/>
+        </w:rPr>
+        <w:t>o</w:t>
+      </w:r>
+      <w:r>
+        <w:rPr>
+          <w:rFonts w:eastAsia="Arial" w:cs="Arial"/>
+          <w:color w:val="000000" w:themeColor="text1" w:themeTint="FF" w:themeShade="FF"/>
+        </w:rPr>
+        <w:t>b Glue e sulla correttezza del file civetta.</w:t>
       </w:r>
     </w:p>
     <w:p>
@@ -17904,15 +17918,19 @@
         <w:spacing w:after="160" w:line="257" w:lineRule="auto"/>
         <w:rPr>
           <w:rFonts w:eastAsia="Arial" w:cs="Arial"/>
-          <w:b/>
-          <w:bCs/>
-        </w:rPr>
-      </w:pPr>
-      <w:r>
-        <w:rPr>
-          <w:rFonts w:eastAsia="Arial" w:cs="Arial"/>
-          <w:b/>
-          <w:bCs/>
+          <w:b w:val="1"/>
+          <w:bCs w:val="1"/>
+          <w:strike w:val="1"/>
+          <w:highlight w:val="green"/>
+        </w:rPr>
+      </w:pPr>
+      <w:r>
+        <w:rPr>
+          <w:rFonts w:eastAsia="Arial" w:cs="Arial"/>
+          <w:b w:val="1"/>
+          <w:bCs w:val="1"/>
+          <w:strike w:val="1"/>
+          <w:highlight w:val="green"/>
         </w:rPr>
         <w:t>Fotografie full mensili</w:t>
       </w:r>
@@ -17921,134 +17939,575 @@
       <w:pPr>
         <w:pStyle w:val="Normal"/>
         <w:spacing w:after="160" w:line="257" w:lineRule="auto"/>
-      </w:pPr>
-      <w:r>
-        <w:rPr>
-          <w:rFonts w:eastAsia="Arial" w:cs="Arial"/>
+        <w:rPr>
+          <w:rFonts w:eastAsia="Arial" w:cs="Arial"/>
+          <w:i w:val="1"/>
+          <w:iCs w:val="1"/>
+          <w:strike w:val="1"/>
+          <w:highlight w:val="green"/>
+        </w:rPr>
+      </w:pPr>
+      <w:r>
+        <w:rPr>
+          <w:rFonts w:eastAsia="Arial" w:cs="Arial"/>
+          <w:strike w:val="1"/>
+          <w:highlight w:val="green"/>
         </w:rPr>
         <w:t>Per alcuni degli archivi</w:t>
       </w:r>
       <w:r>
         <w:rPr>
           <w:rFonts w:eastAsia="Arial" w:cs="Arial"/>
+          <w:strike w:val="1"/>
+          <w:highlight w:val="green"/>
         </w:rPr>
         <w:t xml:space="preserve"> della seconda e terza tipologia è previsto uno scarico aggiuntivo mensile in arrivo da OCS</w:t>
       </w:r>
       <w:r>
         <w:rPr>
           <w:rFonts w:eastAsia="Arial" w:cs="Arial"/>
+          <w:strike w:val="1"/>
+          <w:highlight w:val="green"/>
         </w:rPr>
         <w:t xml:space="preserve"> che contiene i record all’effettiva data di consolidament</w:t>
       </w:r>
       <w:r>
         <w:rPr>
           <w:rFonts w:eastAsia="Arial" w:cs="Arial"/>
+          <w:strike w:val="1"/>
+          <w:highlight w:val="green"/>
         </w:rPr>
         <w:t>o</w:t>
       </w:r>
       <w:r>
         <w:rPr>
           <w:rFonts w:eastAsia="Arial" w:cs="Arial"/>
+          <w:strike w:val="1"/>
+          <w:highlight w:val="green"/>
         </w:rPr>
         <w:t xml:space="preserve"> di quel mese.</w:t>
       </w:r>
       <w:r>
         <w:rPr>
           <w:rFonts w:eastAsia="Arial" w:cs="Arial"/>
+          <w:strike w:val="1"/>
+          <w:highlight w:val="green"/>
         </w:rPr>
         <w:t xml:space="preserve"> Tali record saranno inseriti in una tabella di L1 dedicata che conterrà solo i record </w:t>
       </w:r>
       <w:r>
         <w:rPr>
           <w:rFonts w:eastAsia="Arial" w:cs="Arial"/>
+          <w:strike w:val="1"/>
+          <w:highlight w:val="green"/>
         </w:rPr>
         <w:t>alla</w:t>
       </w:r>
       <w:r>
         <w:rPr>
           <w:rFonts w:eastAsia="Arial" w:cs="Arial"/>
+          <w:strike w:val="1"/>
+          <w:highlight w:val="green"/>
         </w:rPr>
         <w:t xml:space="preserve"> </w:t>
       </w:r>
       <w:r>
         <w:rPr>
           <w:rFonts w:eastAsia="Arial" w:cs="Arial"/>
+          <w:strike w:val="1"/>
+          <w:highlight w:val="green"/>
         </w:rPr>
         <w:t xml:space="preserve">chiusura consolidata del mese </w:t>
       </w:r>
       <w:r>
         <w:rPr>
           <w:rFonts w:eastAsia="Arial" w:cs="Arial"/>
+          <w:strike w:val="1"/>
+          <w:highlight w:val="green"/>
         </w:rPr>
         <w:t xml:space="preserve">di un dato archivio. In questo modo per tali archivi sarà presente una tabella </w:t>
       </w:r>
       <w:r>
         <w:rPr>
           <w:rFonts w:eastAsia="Arial" w:cs="Arial"/>
+          <w:strike w:val="1"/>
+          <w:highlight w:val="green"/>
         </w:rPr>
         <w:t>giornaliera, e una seconda tabella che</w:t>
       </w:r>
       <w:r>
         <w:rPr>
           <w:rFonts w:eastAsia="Arial" w:cs="Arial"/>
+          <w:strike w:val="1"/>
+          <w:highlight w:val="green"/>
         </w:rPr>
         <w:t xml:space="preserve"> contiene i dati consolidati del mese.</w:t>
       </w:r>
       <w:r>
         <w:rPr>
           <w:rFonts w:eastAsia="Arial" w:cs="Arial"/>
+          <w:strike w:val="1"/>
+          <w:highlight w:val="green"/>
         </w:rPr>
         <w:t xml:space="preserve"> Le tabelle in questione sar</w:t>
       </w:r>
       <w:r>
         <w:rPr>
           <w:rFonts w:eastAsia="Arial" w:cs="Arial"/>
+          <w:strike w:val="1"/>
+          <w:highlight w:val="green"/>
         </w:rPr>
         <w:t>a</w:t>
       </w:r>
       <w:r>
         <w:rPr>
           <w:rFonts w:eastAsia="Arial" w:cs="Arial"/>
+          <w:strike w:val="1"/>
+          <w:highlight w:val="green"/>
         </w:rPr>
         <w:t>nno popolate in modalità APPEND per questa casistica</w:t>
       </w:r>
       <w:r>
         <w:rPr>
           <w:rFonts w:eastAsia="Arial" w:cs="Arial"/>
+          <w:strike w:val="1"/>
+          <w:highlight w:val="green"/>
         </w:rPr>
         <w:t xml:space="preserve"> utilizzando la materializzazione incrementale di tipo </w:t>
       </w:r>
       <w:r>
         <w:rPr>
           <w:rFonts w:eastAsia="Arial" w:cs="Arial"/>
-          <w:i/>
-          <w:iCs/>
+          <w:i w:val="1"/>
+          <w:iCs w:val="1"/>
+          <w:strike w:val="1"/>
+          <w:highlight w:val="green"/>
         </w:rPr>
         <w:t>append.</w:t>
       </w:r>
     </w:p>
     <w:p>
       <w:pPr>
+        <w:spacing w:after="160" w:line="257" w:lineRule="auto"/>
+      </w:pPr>
+      <w:r>
+        <w:rPr>
+          <w:rFonts w:ascii="Arial" w:hAnsi="Arial" w:eastAsia="Arial" w:cs="Arial"/>
+          <w:b w:val="1"/>
+          <w:bCs w:val="1"/>
+          <w:i w:val="0"/>
+          <w:iCs w:val="0"/>
+          <w:noProof/>
+          <w:sz w:val="22"/>
+          <w:szCs w:val="22"/>
+          <w:highlight w:val="green"/>
+          <w:lang w:val="it-IT"/>
+        </w:rPr>
+        <w:t>Cluster D — archivi a cadenza periodica (mensile/settimanale)</w:t>
+      </w:r>
+    </w:p>
+    <w:p>
+      <w:pPr>
+        <w:spacing w:after="160" w:line="257" w:lineRule="auto"/>
+        <w:rPr>
+          <w:rFonts w:ascii="Arial" w:hAnsi="Arial" w:eastAsia="Arial" w:cs="Arial"/>
+          <w:b w:val="0"/>
+          <w:bCs w:val="0"/>
+          <w:i w:val="0"/>
+          <w:iCs w:val="0"/>
+          <w:noProof/>
+          <w:sz w:val="22"/>
+          <w:szCs w:val="22"/>
+          <w:highlight w:val="yellow"/>
+          <w:lang w:val="it-IT"/>
+        </w:rPr>
+      </w:pPr>
+      <w:r>
+        <w:rPr>
+          <w:rFonts w:ascii="Arial" w:hAnsi="Arial" w:eastAsia="Arial" w:cs="Arial"/>
+          <w:b w:val="0"/>
+          <w:bCs w:val="0"/>
+          <w:i w:val="0"/>
+          <w:iCs w:val="0"/>
+          <w:noProof/>
+          <w:sz w:val="22"/>
+          <w:szCs w:val="22"/>
+          <w:highlight w:val="yellow"/>
+          <w:lang w:val="it-IT"/>
+        </w:rPr>
+        <w:t>Possiamo metterla qua generale e mettere specifiche più tecniche in guida sviluppo</w:t>
+      </w:r>
+    </w:p>
+    <w:p>
+      <w:pPr>
+        <w:spacing w:after="160" w:line="257" w:lineRule="auto"/>
+        <w:rPr>
+          <w:rFonts w:ascii="Arial" w:hAnsi="Arial" w:eastAsia="Arial" w:cs="Arial"/>
+          <w:i w:val="0"/>
+          <w:iCs w:val="0"/>
+          <w:noProof/>
+          <w:sz w:val="22"/>
+          <w:szCs w:val="22"/>
+          <w:highlight w:val="green"/>
+          <w:lang w:val="it-IT"/>
+        </w:rPr>
+      </w:pPr>
+      <w:r>
+        <w:rPr>
+          <w:rFonts w:ascii="Arial" w:hAnsi="Arial" w:eastAsia="Arial" w:cs="Arial"/>
+          <w:i w:val="0"/>
+          <w:iCs w:val="0"/>
+          <w:noProof/>
+          <w:sz w:val="22"/>
+          <w:szCs w:val="22"/>
+          <w:highlight w:val="green"/>
+          <w:lang w:val="it-IT"/>
+        </w:rPr>
+        <w:t xml:space="preserve">Il Cluster D comprende </w:t>
+      </w:r>
+      <w:r>
+        <w:rPr>
+          <w:rFonts w:ascii="Arial" w:hAnsi="Arial" w:eastAsia="Arial" w:cs="Arial"/>
+          <w:i w:val="0"/>
+          <w:iCs w:val="0"/>
+          <w:noProof/>
+          <w:sz w:val="22"/>
+          <w:szCs w:val="22"/>
+          <w:highlight w:val="green"/>
+          <w:lang w:val="it-IT"/>
+        </w:rPr>
+        <w:t>archivi scaricati dalle varie sorgenti con cadenza periodica (non giornaliera) sono gestiti in L1 tramite 3 macro dedicate, parametrizzate su schedule ('monthly' di default, oppure 'weekly'):</w:t>
+      </w:r>
+    </w:p>
+    <w:p>
+      <w:pPr>
         <w:pStyle w:val="Normal"/>
+        <w:numPr>
+          <w:ilvl w:val="0"/>
+          <w:numId w:val="97"/>
+        </w:numPr>
         <w:spacing w:after="160" w:line="257" w:lineRule="auto"/>
         <w:rPr>
-          <w:rFonts w:eastAsia="Arial" w:cs="Arial"/>
-        </w:rPr>
+          <w:rFonts w:ascii="Arial" w:hAnsi="Arial" w:eastAsia="Arial" w:cs="Arial"/>
+          <w:i w:val="0"/>
+          <w:iCs w:val="0"/>
+          <w:noProof/>
+          <w:sz w:val="22"/>
+          <w:szCs w:val="22"/>
+          <w:highlight w:val="green"/>
+          <w:lang w:val="it-IT"/>
+        </w:rPr>
+      </w:pPr>
+      <w:r>
+        <w:rPr>
+          <w:rFonts w:ascii="Arial" w:hAnsi="Arial" w:eastAsia="Arial" w:cs="Arial"/>
+          <w:b w:val="1"/>
+          <w:bCs w:val="1"/>
+          <w:i w:val="0"/>
+          <w:iCs w:val="0"/>
+          <w:noProof/>
+          <w:sz w:val="22"/>
+          <w:szCs w:val="22"/>
+          <w:highlight w:val="green"/>
+          <w:lang w:val="it-IT"/>
+        </w:rPr>
+        <w:t>compute_dt_osservazione(column, schedule)</w:t>
+      </w:r>
+      <w:r>
+        <w:rPr>
+          <w:rFonts w:ascii="Arial" w:hAnsi="Arial" w:eastAsia="Arial" w:cs="Arial"/>
+          <w:i w:val="0"/>
+          <w:iCs w:val="0"/>
+          <w:noProof/>
+          <w:sz w:val="22"/>
+          <w:szCs w:val="22"/>
+          <w:highlight w:val="green"/>
+          <w:lang w:val="it-IT"/>
+        </w:rPr>
+        <w:t>: usata in SELECT per derivare il campo tecnico DT_OSSERVAZIONE dalla data di riferimento sorgente (tipicamente ts_riferimento). Per monthly: se il giorno della data sorgente coincide con l'ultimo giorno del suo mese, DT_OSSERVAZIONE = quella data; altrimenti viene riportata all'ultimo giorno del mese precedente. Per weekly: riportata al venerdì della settimana ISO di riferimento.</w:t>
+      </w:r>
+    </w:p>
+    <w:p>
+      <w:pPr>
+        <w:pStyle w:val="Normal"/>
+        <w:numPr>
+          <w:ilvl w:val="0"/>
+          <w:numId w:val="97"/>
+        </w:numPr>
+        <w:spacing w:after="160" w:line="257" w:lineRule="auto"/>
+        <w:rPr>
+          <w:rFonts w:ascii="Arial" w:hAnsi="Arial" w:eastAsia="Arial" w:cs="Arial"/>
+          <w:i w:val="0"/>
+          <w:iCs w:val="0"/>
+          <w:noProof/>
+          <w:sz w:val="22"/>
+          <w:szCs w:val="22"/>
+          <w:highlight w:val="green"/>
+          <w:lang w:val="it-IT"/>
+        </w:rPr>
+      </w:pPr>
+      <w:r>
+        <w:rPr>
+          <w:rFonts w:ascii="Arial" w:hAnsi="Arial" w:eastAsia="Arial" w:cs="Arial"/>
+          <w:b w:val="1"/>
+          <w:bCs w:val="1"/>
+          <w:i w:val="0"/>
+          <w:iCs w:val="0"/>
+          <w:noProof/>
+          <w:sz w:val="22"/>
+          <w:szCs w:val="22"/>
+          <w:highlight w:val="green"/>
+          <w:lang w:val="it-IT"/>
+        </w:rPr>
+        <w:t>get_dt_osservazione(schedule)</w:t>
+      </w:r>
+      <w:r>
+        <w:rPr>
+          <w:rFonts w:ascii="Arial" w:hAnsi="Arial" w:eastAsia="Arial" w:cs="Arial"/>
+          <w:i w:val="0"/>
+          <w:iCs w:val="0"/>
+          <w:noProof/>
+          <w:sz w:val="22"/>
+          <w:szCs w:val="22"/>
+          <w:highlight w:val="green"/>
+          <w:lang w:val="it-IT"/>
+        </w:rPr>
+        <w:t>: calcola il periodo "corrente" da caricare — ultimo giorno del mese precedente (monthly) o venerdì precedente (weekly) rispetto a CURRENT_DATE. Supporta override manuale via var dt_osservazione (per backfill/rerun su un periodo specifico). Usata sia nel filtro WHERE dt_osservazione = {{ get_dt_osservazione() }} in lettura da L0, sia come input di delete_dt_osservazione.</w:t>
+      </w:r>
+    </w:p>
+    <w:p>
+      <w:pPr>
+        <w:pStyle w:val="Normal"/>
+        <w:numPr>
+          <w:ilvl w:val="0"/>
+          <w:numId w:val="97"/>
+        </w:numPr>
+        <w:spacing w:after="160" w:line="257" w:lineRule="auto"/>
+        <w:rPr>
+          <w:rFonts w:ascii="Arial" w:hAnsi="Arial" w:eastAsia="Arial" w:cs="Arial"/>
+          <w:i w:val="0"/>
+          <w:iCs w:val="0"/>
+          <w:noProof/>
+          <w:sz w:val="22"/>
+          <w:szCs w:val="22"/>
+          <w:highlight w:val="green"/>
+          <w:lang w:val="it-IT"/>
+        </w:rPr>
+      </w:pPr>
+      <w:r>
+        <w:rPr>
+          <w:rFonts w:ascii="Arial" w:hAnsi="Arial" w:eastAsia="Arial" w:cs="Arial"/>
+          <w:b w:val="1"/>
+          <w:bCs w:val="1"/>
+          <w:i w:val="0"/>
+          <w:iCs w:val="0"/>
+          <w:noProof/>
+          <w:sz w:val="22"/>
+          <w:szCs w:val="22"/>
+          <w:highlight w:val="green"/>
+          <w:lang w:val="it-IT"/>
+        </w:rPr>
+        <w:t>delete_dt_osservazione(column='DT_OSSERVAZIONE', schedule='monthly')</w:t>
+      </w:r>
+      <w:r>
+        <w:rPr>
+          <w:rFonts w:ascii="Arial" w:hAnsi="Arial" w:eastAsia="Arial" w:cs="Arial"/>
+          <w:i w:val="0"/>
+          <w:iCs w:val="0"/>
+          <w:noProof/>
+          <w:sz w:val="22"/>
+          <w:szCs w:val="22"/>
+          <w:highlight w:val="green"/>
+          <w:lang w:val="it-IT"/>
+        </w:rPr>
+        <w:t>: da usare come pre_hook, cancella dalla tabella target le righe del periodo corrente ({{ column }} = {{ get_dt_osservazione(schedule) }}) prima dell'insert incrementale (append), evitando duplicati in caso di rerun sullo stesso periodo.</w:t>
+      </w:r>
+    </w:p>
+    <w:p>
+      <w:pPr>
+        <w:spacing w:after="160" w:line="257" w:lineRule="auto"/>
+        <w:rPr>
+          <w:rFonts w:ascii="Arial" w:hAnsi="Arial" w:eastAsia="Arial" w:cs="Arial"/>
+          <w:i w:val="0"/>
+          <w:iCs w:val="0"/>
+          <w:noProof/>
+          <w:sz w:val="22"/>
+          <w:szCs w:val="22"/>
+          <w:highlight w:val="green"/>
+          <w:lang w:val="it-IT"/>
+        </w:rPr>
+      </w:pPr>
+      <w:r>
+        <w:rPr>
+          <w:rFonts w:ascii="Arial" w:hAnsi="Arial" w:eastAsia="Arial" w:cs="Arial"/>
+          <w:i w:val="0"/>
+          <w:iCs w:val="0"/>
+          <w:noProof/>
+          <w:sz w:val="22"/>
+          <w:szCs w:val="22"/>
+          <w:highlight w:val="green"/>
+          <w:lang w:val="it-IT"/>
+        </w:rPr>
+        <w:t>Configurazione modello tipo (materialized incremental, strategy append):</w:t>
+      </w:r>
+    </w:p>
+    <w:p>
+      <w:pPr>
+        <w:spacing w:after="160" w:line="257" w:lineRule="auto"/>
+        <w:rPr>
+          <w:rFonts w:ascii="Arial" w:hAnsi="Arial" w:eastAsia="Arial" w:cs="Arial"/>
+          <w:i w:val="0"/>
+          <w:iCs w:val="0"/>
+          <w:noProof/>
+          <w:sz w:val="22"/>
+          <w:szCs w:val="22"/>
+          <w:highlight w:val="green"/>
+          <w:lang w:val="it-IT"/>
+        </w:rPr>
+      </w:pPr>
+      <w:r>
+        <w:rPr>
+          <w:rFonts w:ascii="Arial" w:hAnsi="Arial" w:eastAsia="Arial" w:cs="Arial"/>
+          <w:i w:val="0"/>
+          <w:iCs w:val="0"/>
+          <w:noProof/>
+          <w:sz w:val="22"/>
+          <w:szCs w:val="22"/>
+          <w:highlight w:val="green"/>
+          <w:lang w:val="it-IT"/>
+        </w:rPr>
+        <w:t>config:</w:t>
+      </w:r>
+      <w:r>
+        <w:br/>
+      </w:r>
+      <w:r>
+        <w:rPr>
+          <w:rFonts w:ascii="Arial" w:hAnsi="Arial" w:eastAsia="Arial" w:cs="Arial"/>
+          <w:i w:val="0"/>
+          <w:iCs w:val="0"/>
+          <w:noProof/>
+          <w:sz w:val="22"/>
+          <w:szCs w:val="22"/>
+          <w:highlight w:val="green"/>
+          <w:lang w:val="it-IT"/>
+        </w:rPr>
+        <w:t xml:space="preserve">  materialized: incremental</w:t>
+      </w:r>
+      <w:r>
+        <w:br/>
+      </w:r>
+      <w:r>
+        <w:rPr>
+          <w:rFonts w:ascii="Arial" w:hAnsi="Arial" w:eastAsia="Arial" w:cs="Arial"/>
+          <w:i w:val="0"/>
+          <w:iCs w:val="0"/>
+          <w:noProof/>
+          <w:sz w:val="22"/>
+          <w:szCs w:val="22"/>
+          <w:highlight w:val="green"/>
+          <w:lang w:val="it-IT"/>
+        </w:rPr>
+        <w:t xml:space="preserve">  incremental_strategy: append</w:t>
+      </w:r>
+      <w:r>
+        <w:br/>
+      </w:r>
+      <w:r>
+        <w:rPr>
+          <w:rFonts w:ascii="Arial" w:hAnsi="Arial" w:eastAsia="Arial" w:cs="Arial"/>
+          <w:i w:val="0"/>
+          <w:iCs w:val="0"/>
+          <w:noProof/>
+          <w:sz w:val="22"/>
+          <w:szCs w:val="22"/>
+          <w:highlight w:val="green"/>
+          <w:lang w:val="it-IT"/>
+        </w:rPr>
+        <w:t xml:space="preserve">  pre_hook:</w:t>
+      </w:r>
+      <w:r>
+        <w:br/>
+      </w:r>
+      <w:r>
+        <w:rPr>
+          <w:rFonts w:ascii="Arial" w:hAnsi="Arial" w:eastAsia="Arial" w:cs="Arial"/>
+          <w:i w:val="0"/>
+          <w:iCs w:val="0"/>
+          <w:noProof/>
+          <w:sz w:val="22"/>
+          <w:szCs w:val="22"/>
+          <w:highlight w:val="green"/>
+          <w:lang w:val="it-IT"/>
+        </w:rPr>
+        <w:t xml:space="preserve">    - "{{ delete_dt_osservazione('DT_OSSERVAZIONE', 'monthly') }}"   </w:t>
+      </w:r>
+      <w:r>
+        <w:br/>
+      </w:r>
+      <w:r>
+        <w:rPr>
+          <w:rFonts w:ascii="Arial" w:hAnsi="Arial" w:eastAsia="Arial" w:cs="Arial"/>
+          <w:i w:val="0"/>
+          <w:iCs w:val="0"/>
+          <w:noProof/>
+          <w:sz w:val="22"/>
+          <w:szCs w:val="22"/>
+          <w:lang w:val="it-IT"/>
+        </w:rPr>
+        <w:t xml:space="preserve"> </w:t>
+      </w:r>
+    </w:p>
+    <w:p>
+      <w:pPr>
+        <w:spacing w:after="160" w:line="257" w:lineRule="auto"/>
+        <w:rPr>
+          <w:rFonts w:ascii="Arial" w:hAnsi="Arial" w:eastAsia="Arial" w:cs="Arial"/>
+          <w:i w:val="0"/>
+          <w:iCs w:val="0"/>
+          <w:noProof/>
+          <w:sz w:val="22"/>
+          <w:szCs w:val="22"/>
+          <w:highlight w:val="green"/>
+          <w:lang w:val="it-IT"/>
+        </w:rPr>
+      </w:pPr>
+      <w:r>
+        <w:rPr>
+          <w:rFonts w:ascii="Arial" w:hAnsi="Arial" w:eastAsia="Arial" w:cs="Arial"/>
+          <w:i w:val="0"/>
+          <w:iCs w:val="0"/>
+          <w:noProof/>
+          <w:sz w:val="22"/>
+          <w:szCs w:val="22"/>
+          <w:highlight w:val="green"/>
+          <w:lang w:val="it-IT"/>
+        </w:rPr>
+        <w:t>Il parametro column va sempre indicato esplicitamente quando la colonna periodo non si chiama DT_OSSERVAZIONE (es. archivi con DT_ACCETTAZIONE).</w:t>
+      </w:r>
+    </w:p>
+    <w:p>
+      <w:pPr>
+        <w:pStyle w:val="Normale"/>
       </w:pPr>
     </w:p>
     <w:p>
       <w:pPr>
         <w:pStyle w:val="Titolo1"/>
         <w:spacing w:before="0" w:after="160" w:line="257" w:lineRule="auto"/>
+        <w:rPr/>
       </w:pPr>
       <w:bookmarkStart w:name="_Toc324655174" w:id="16"/>
       <w:r>
+        <w:rPr/>
         <w:t xml:space="preserve">L1: </w:t>
       </w:r>
       <w:r>
+        <w:rPr/>
         <w:t>Gestione cancellazioni</w:t>
       </w:r>
       <w:r>
+        <w:rPr/>
         <w:t xml:space="preserve"> OCS</w:t>
       </w:r>
       <w:bookmarkEnd w:id="16"/>
@@ -20004,7 +20463,7 @@
           <w:highlight w:val="yellow"/>
           <w:lang w:val="it-IT"/>
         </w:rPr>
-        <w:t xml:space="preserve"> time facendo </w:t>
+        <w:t xml:space="preserve"> time</w:t>
       </w:r>
       <w:r>
         <w:rPr>
@@ -20015,18 +20474,7 @@
           <w:highlight w:val="yellow"/>
           <w:lang w:val="it-IT"/>
         </w:rPr>
-        <w:t>rifertimento</w:t>
-      </w:r>
-      <w:r>
-        <w:rPr>
-          <w:rFonts w:ascii="Arial" w:hAnsi="Arial" w:eastAsia="Calibri" w:cs="Arial"/>
-          <w:noProof w:val="0"/>
-          <w:sz w:val="22"/>
-          <w:szCs w:val="22"/>
-          <w:highlight w:val="yellow"/>
-          <w:lang w:val="it-IT"/>
-        </w:rPr>
-        <w:t xml:space="preserve"> a paragrafo L0 sopra)</w:t>
+        <w:t>)</w:t>
       </w:r>
       <w:r>
         <w:rPr>
@@ -20379,6 +20827,22 @@
         <w:t xml:space="preserve"> generate_models.ps1:</w:t>
       </w:r>
     </w:p>
+    <w:p/>
+    <w:p>
+      <w:pPr>
+        <w:bidi w:val="0"/>
+        <w:rPr>
+          <w:highlight w:val="yellow"/>
+        </w:rPr>
+      </w:pPr>
+      <w:r>
+        <w:rPr>
+          <w:highlight w:val="yellow"/>
+        </w:rPr>
+        <w:t>Tabella sotto in guida sviluppo o qua?</w:t>
+      </w:r>
+    </w:p>
+    <w:p/>
     <w:tbl>
       <w:tblPr>
         <w:tblStyle w:val="DefaultTable"/>
@@ -20392,7 +20856,7 @@
       </w:tblGrid>
       <w:tr>
         <w:trPr>
-          <w:trHeight w:val="300"/>
+          <w:trHeight w:val="525"/>
         </w:trPr>
         <w:tc>
           <w:tcPr>
@@ -20976,17 +21440,24 @@
     <w:p>
       <w:pPr>
         <w:spacing w:before="240" w:beforeAutospacing="off" w:after="240" w:afterAutospacing="off"/>
-      </w:pPr>
-      <w:r>
         <w:rPr>
           <w:noProof w:val="0"/>
+          <w:highlight w:val="green"/>
           <w:lang w:val="it-IT"/>
         </w:rPr>
+      </w:pPr>
+      <w:r>
+        <w:rPr>
+          <w:noProof w:val="0"/>
+          <w:highlight w:val="green"/>
+          <w:lang w:val="it-IT"/>
+        </w:rPr>
         <w:t xml:space="preserve">Ogni modello generato deve essere anche schedulato su </w:t>
       </w:r>
       <w:r>
         <w:rPr>
           <w:noProof w:val="0"/>
+          <w:highlight w:val="green"/>
           <w:lang w:val="it-IT"/>
         </w:rPr>
         <w:t>dbt</w:t>
@@ -20994,6 +21465,7 @@
       <w:r>
         <w:rPr>
           <w:noProof w:val="0"/>
+          <w:highlight w:val="green"/>
           <w:lang w:val="it-IT"/>
         </w:rPr>
         <w:t xml:space="preserve"> Cloud. La configurazione dei job non viene creata a mano da interfaccia, ma generata e mantenuta come file </w:t>
@@ -21002,6 +21474,7 @@
         <w:rPr>
           <w:rFonts w:ascii="Consolas" w:hAnsi="Consolas" w:eastAsia="Consolas" w:cs="Consolas"/>
           <w:noProof w:val="0"/>
+          <w:highlight w:val="green"/>
           <w:lang w:val="it-IT"/>
         </w:rPr>
         <w:t>jobs.yml</w:t>
@@ -21009,6 +21482,7 @@
       <w:r>
         <w:rPr>
           <w:noProof w:val="0"/>
+          <w:highlight w:val="green"/>
           <w:lang w:val="it-IT"/>
         </w:rPr>
         <w:t xml:space="preserve"> </w:t>
@@ -21016,6 +21490,7 @@
       <w:r>
         <w:rPr>
           <w:noProof w:val="0"/>
+          <w:highlight w:val="green"/>
           <w:lang w:val="it-IT"/>
         </w:rPr>
         <w:t>versionato</w:t>
@@ -21023,6 +21498,7 @@
       <w:r>
         <w:rPr>
           <w:noProof w:val="0"/>
+          <w:highlight w:val="green"/>
           <w:lang w:val="it-IT"/>
         </w:rPr>
         <w:t xml:space="preserve"> nel progetto, poi sincronizzato con </w:t>
@@ -21030,6 +21506,7 @@
       <w:r>
         <w:rPr>
           <w:noProof w:val="0"/>
+          <w:highlight w:val="green"/>
           <w:lang w:val="it-IT"/>
         </w:rPr>
         <w:t>dbt</w:t>
@@ -21037,6 +21514,7 @@
       <w:r>
         <w:rPr>
           <w:noProof w:val="0"/>
+          <w:highlight w:val="green"/>
           <w:lang w:val="it-IT"/>
         </w:rPr>
         <w:t xml:space="preserve"> Cloud.</w:t>
@@ -21045,10 +21523,16 @@
     <w:p>
       <w:pPr>
         <w:spacing w:before="240" w:beforeAutospacing="off" w:after="240" w:afterAutospacing="off"/>
-      </w:pPr>
-      <w:r>
         <w:rPr>
           <w:noProof w:val="0"/>
+          <w:highlight w:val="green"/>
+          <w:lang w:val="it-IT"/>
+        </w:rPr>
+      </w:pPr>
+      <w:r>
+        <w:rPr>
+          <w:noProof w:val="0"/>
+          <w:highlight w:val="green"/>
           <w:lang w:val="it-IT"/>
         </w:rPr>
         <w:t>Il flusso si compone di un set di utility dedicate:</w:t>
@@ -21066,6 +21550,7 @@
           <w:noProof w:val="0"/>
           <w:sz w:val="22"/>
           <w:szCs w:val="22"/>
+          <w:highlight w:val="green"/>
           <w:lang w:val="it-IT"/>
         </w:rPr>
       </w:pPr>
@@ -21077,6 +21562,7 @@
           <w:noProof w:val="0"/>
           <w:sz w:val="22"/>
           <w:szCs w:val="22"/>
+          <w:highlight w:val="green"/>
           <w:lang w:val="it-IT"/>
         </w:rPr>
         <w:t>generate_jobs.ps1</w:t>
@@ -21087,6 +21573,7 @@
           <w:noProof w:val="0"/>
           <w:sz w:val="22"/>
           <w:szCs w:val="22"/>
+          <w:highlight w:val="green"/>
           <w:lang w:val="it-IT"/>
         </w:rPr>
         <w:t xml:space="preserve">: genera la configurazione </w:t>
@@ -21097,6 +21584,7 @@
           <w:noProof w:val="0"/>
           <w:sz w:val="22"/>
           <w:szCs w:val="22"/>
+          <w:highlight w:val="green"/>
           <w:lang w:val="it-IT"/>
         </w:rPr>
         <w:t>jobs.yml</w:t>
@@ -21107,6 +21595,7 @@
           <w:noProof w:val="0"/>
           <w:sz w:val="22"/>
           <w:szCs w:val="22"/>
+          <w:highlight w:val="green"/>
           <w:lang w:val="it-IT"/>
         </w:rPr>
         <w:t xml:space="preserve"> a partire dai modelli sviluppati</w:t>
@@ -21124,6 +21613,7 @@
           <w:noProof w:val="0"/>
           <w:sz w:val="22"/>
           <w:szCs w:val="22"/>
+          <w:highlight w:val="green"/>
           <w:lang w:val="it-IT"/>
         </w:rPr>
       </w:pPr>
@@ -21135,6 +21625,7 @@
           <w:noProof w:val="0"/>
           <w:sz w:val="22"/>
           <w:szCs w:val="22"/>
+          <w:highlight w:val="green"/>
           <w:lang w:val="it-IT"/>
         </w:rPr>
         <w:t>dbt</w:t>
@@ -21147,6 +21638,7 @@
           <w:noProof w:val="0"/>
           <w:sz w:val="22"/>
           <w:szCs w:val="22"/>
+          <w:highlight w:val="green"/>
           <w:lang w:val="it-IT"/>
         </w:rPr>
         <w:t>-jobs-</w:t>
@@ -21159,6 +21651,7 @@
           <w:noProof w:val="0"/>
           <w:sz w:val="22"/>
           <w:szCs w:val="22"/>
+          <w:highlight w:val="green"/>
           <w:lang w:val="it-IT"/>
         </w:rPr>
         <w:t>as</w:t>
@@ -21171,6 +21664,7 @@
           <w:noProof w:val="0"/>
           <w:sz w:val="22"/>
           <w:szCs w:val="22"/>
+          <w:highlight w:val="green"/>
           <w:lang w:val="it-IT"/>
         </w:rPr>
         <w:t>-code</w:t>
@@ -21181,6 +21675,7 @@
           <w:noProof w:val="0"/>
           <w:sz w:val="22"/>
           <w:szCs w:val="22"/>
+          <w:highlight w:val="green"/>
           <w:lang w:val="it-IT"/>
         </w:rPr>
         <w:t>: sincronizza la configurazione jobs.yml con dbt Cloud (aggiunge, aggiorna o rimuove i job di conseguenza).</w:t>
@@ -21198,6 +21693,7 @@
           <w:noProof w:val="0"/>
           <w:sz w:val="22"/>
           <w:szCs w:val="22"/>
+          <w:highlight w:val="green"/>
           <w:lang w:val="it-IT"/>
         </w:rPr>
       </w:pPr>
@@ -21209,6 +21705,7 @@
           <w:noProof w:val="0"/>
           <w:sz w:val="22"/>
           <w:szCs w:val="22"/>
+          <w:highlight w:val="green"/>
           <w:lang w:val="it-IT"/>
         </w:rPr>
         <w:t>fetch_dbt_jobs.py</w:t>
@@ -21219,6 +21716,7 @@
           <w:noProof w:val="0"/>
           <w:sz w:val="22"/>
           <w:szCs w:val="22"/>
+          <w:highlight w:val="green"/>
           <w:lang w:val="it-IT"/>
         </w:rPr>
         <w:t xml:space="preserve"> / </w:t>
@@ -21231,6 +21729,7 @@
           <w:noProof w:val="0"/>
           <w:sz w:val="22"/>
           <w:szCs w:val="22"/>
+          <w:highlight w:val="green"/>
           <w:lang w:val="it-IT"/>
         </w:rPr>
         <w:t>fetch_dbt_dependencies.py</w:t>
@@ -21241,6 +21740,7 @@
           <w:noProof w:val="0"/>
           <w:sz w:val="22"/>
           <w:szCs w:val="22"/>
+          <w:highlight w:val="green"/>
           <w:lang w:val="it-IT"/>
         </w:rPr>
         <w:t>: esportano rispettivamente gli identificativi e le dipendenze dei job per consultazione.</w:t>
@@ -21681,15 +22181,228 @@
       <w:pPr>
         <w:pStyle w:val="Titolo1"/>
         <w:spacing w:before="0" w:after="160" w:line="257" w:lineRule="auto"/>
+        <w:rPr/>
       </w:pPr>
       <w:bookmarkStart w:name="_Toc289602857" w:id="21"/>
       <w:r>
+        <w:rPr/>
         <w:t xml:space="preserve">L1: </w:t>
       </w:r>
       <w:r>
+        <w:rPr/>
         <w:t>Gestione eccezioni</w:t>
       </w:r>
       <w:bookmarkEnd w:id="21"/>
+    </w:p>
+    <w:p>
+      <w:pPr>
+        <w:pStyle w:val="Titolo2"/>
+        <w:numPr>
+          <w:ilvl w:val="0"/>
+          <w:numId w:val="0"/>
+        </w:numPr>
+        <w:ind w:left="0"/>
+        <w:rPr>
+          <w:highlight w:val="green"/>
+        </w:rPr>
+      </w:pPr>
+      <w:r>
+        <w:rPr>
+          <w:highlight w:val="green"/>
+        </w:rPr>
+        <w:t>Normalizzazione campi VARCHAR vuoti OCS</w:t>
+      </w:r>
+    </w:p>
+    <w:p>
+      <w:pPr>
+        <w:pStyle w:val="Normale"/>
+        <w:rPr>
+          <w:rFonts w:ascii="Arial" w:hAnsi="Arial" w:eastAsia="Calibri" w:cs="Arial"/>
+          <w:noProof w:val="0"/>
+          <w:sz w:val="22"/>
+          <w:szCs w:val="22"/>
+          <w:highlight w:val="green"/>
+          <w:lang w:val="it-IT"/>
+        </w:rPr>
+      </w:pPr>
+      <w:r>
+        <w:rPr>
+          <w:rFonts w:ascii="Arial" w:hAnsi="Arial" w:eastAsia="Calibri" w:cs="Arial"/>
+          <w:noProof w:val="0"/>
+          <w:sz w:val="22"/>
+          <w:szCs w:val="22"/>
+          <w:highlight w:val="green"/>
+          <w:lang w:val="it-IT"/>
+        </w:rPr>
+        <w:t xml:space="preserve">Il processo di caricamento per gli </w:t>
+      </w:r>
+      <w:r>
+        <w:rPr>
+          <w:rFonts w:ascii="Arial" w:hAnsi="Arial" w:eastAsia="Calibri" w:cs="Arial"/>
+          <w:b w:val="1"/>
+          <w:bCs w:val="1"/>
+          <w:noProof w:val="0"/>
+          <w:sz w:val="22"/>
+          <w:szCs w:val="22"/>
+          <w:highlight w:val="green"/>
+          <w:lang w:val="it-IT"/>
+        </w:rPr>
+        <w:t xml:space="preserve">archivi  con sorgente OCS </w:t>
+      </w:r>
+      <w:r>
+        <w:rPr>
+          <w:rFonts w:ascii="Arial" w:hAnsi="Arial" w:eastAsia="Calibri" w:cs="Arial"/>
+          <w:noProof w:val="0"/>
+          <w:sz w:val="22"/>
+          <w:szCs w:val="22"/>
+          <w:highlight w:val="green"/>
+          <w:lang w:val="it-IT"/>
+        </w:rPr>
+        <w:t>prevede che, quando un campo VARCHAR è "assente"/non valorizzato, il dato grezzo in L0 contenga una stringa di spazi (di lunghezza pari al datatype del campo), anziché un vero NULL.</w:t>
+      </w:r>
+      <w:r>
+        <w:rPr>
+          <w:rFonts w:ascii="Arial" w:hAnsi="Arial" w:eastAsia="Calibri" w:cs="Arial"/>
+          <w:noProof w:val="0"/>
+          <w:sz w:val="22"/>
+          <w:szCs w:val="22"/>
+          <w:lang w:val="it-IT"/>
+        </w:rPr>
+        <w:t xml:space="preserve"> </w:t>
+      </w:r>
+    </w:p>
+    <w:p>
+      <w:pPr>
+        <w:pStyle w:val="Normale"/>
+        <w:rPr>
+          <w:rFonts w:ascii="Arial" w:hAnsi="Arial" w:eastAsia="Calibri" w:cs="Arial"/>
+          <w:noProof w:val="0"/>
+          <w:sz w:val="22"/>
+          <w:szCs w:val="22"/>
+          <w:highlight w:val="green"/>
+          <w:lang w:val="it-IT"/>
+        </w:rPr>
+      </w:pPr>
+      <w:r>
+        <w:rPr>
+          <w:rFonts w:ascii="Arial" w:hAnsi="Arial" w:eastAsia="Calibri" w:cs="Arial"/>
+          <w:noProof w:val="0"/>
+          <w:sz w:val="22"/>
+          <w:szCs w:val="22"/>
+          <w:highlight w:val="green"/>
+          <w:lang w:val="it-IT"/>
+        </w:rPr>
+        <w:t>Il layer L1 quindi applica in fase di cast una normalizzazione che riduce sempre il valore a un placeholder di un singolo carattere spazio (' '):</w:t>
+      </w:r>
+    </w:p>
+    <w:p>
+      <w:pPr>
+        <w:pStyle w:val="Normale"/>
+        <w:ind w:firstLine="720"/>
+        <w:rPr>
+          <w:rFonts w:ascii="Arial" w:hAnsi="Arial" w:eastAsia="Calibri" w:cs="Arial"/>
+          <w:noProof w:val="0"/>
+          <w:sz w:val="22"/>
+          <w:szCs w:val="22"/>
+          <w:highlight w:val="green"/>
+          <w:lang w:val="en-US"/>
+        </w:rPr>
+      </w:pPr>
+      <w:r>
+        <w:rPr>
+          <w:rFonts w:ascii="Arial" w:hAnsi="Arial" w:eastAsia="Calibri" w:cs="Arial"/>
+          <w:noProof w:val="0"/>
+          <w:sz w:val="22"/>
+          <w:szCs w:val="22"/>
+          <w:highlight w:val="green"/>
+          <w:lang w:val="en-US"/>
+        </w:rPr>
+        <w:t>TRY_CAST(IFF(RTRIM(campo) = '', ' ', RTRIM(campo)) AS &lt;tipo&gt;)</w:t>
+      </w:r>
+    </w:p>
+    <w:p>
+      <w:pPr>
+        <w:pStyle w:val="Normale"/>
+        <w:suppressLineNumbers w:val="0"/>
+        <w:bidi w:val="0"/>
+        <w:spacing w:before="200" w:beforeAutospacing="off" w:after="0" w:afterAutospacing="off" w:line="259" w:lineRule="auto"/>
+        <w:ind w:left="0" w:right="0"/>
+        <w:jc w:val="left"/>
+        <w:rPr>
+          <w:rFonts w:ascii="Arial" w:hAnsi="Arial" w:eastAsia="Calibri" w:cs="Arial"/>
+          <w:noProof w:val="0"/>
+          <w:sz w:val="22"/>
+          <w:szCs w:val="22"/>
+          <w:highlight w:val="green"/>
+          <w:lang w:val="it-IT"/>
+        </w:rPr>
+      </w:pPr>
+      <w:r>
+        <w:rPr>
+          <w:rFonts w:ascii="Arial" w:hAnsi="Arial" w:eastAsia="Calibri" w:cs="Arial"/>
+          <w:noProof w:val="0"/>
+          <w:sz w:val="22"/>
+          <w:szCs w:val="22"/>
+          <w:highlight w:val="green"/>
+          <w:lang w:val="it-IT"/>
+        </w:rPr>
+        <w:t xml:space="preserve">La gestione semantica del </w:t>
+      </w:r>
+      <w:r>
+        <w:rPr>
+          <w:rFonts w:ascii="Arial" w:hAnsi="Arial" w:eastAsia="Calibri" w:cs="Arial"/>
+          <w:noProof w:val="0"/>
+          <w:sz w:val="22"/>
+          <w:szCs w:val="22"/>
+          <w:highlight w:val="green"/>
+          <w:lang w:val="it-IT"/>
+        </w:rPr>
+        <w:t>placeholder</w:t>
+      </w:r>
+      <w:r>
+        <w:rPr>
+          <w:rFonts w:ascii="Arial" w:hAnsi="Arial" w:eastAsia="Calibri" w:cs="Arial"/>
+          <w:noProof w:val="0"/>
+          <w:sz w:val="22"/>
+          <w:szCs w:val="22"/>
+          <w:highlight w:val="green"/>
+          <w:lang w:val="it-IT"/>
+        </w:rPr>
+        <w:t xml:space="preserve"> (distinguerlo da un vero valore assente) e la coerenza di trattamento rispetto ai campi VARCHAR di sorgenti non-OCS sono responsabilità del </w:t>
+      </w:r>
+      <w:r>
+        <w:rPr>
+          <w:rFonts w:ascii="Arial" w:hAnsi="Arial" w:eastAsia="Calibri" w:cs="Arial"/>
+          <w:noProof w:val="0"/>
+          <w:sz w:val="22"/>
+          <w:szCs w:val="22"/>
+          <w:highlight w:val="green"/>
+          <w:lang w:val="it-IT"/>
+        </w:rPr>
+        <w:t>layer</w:t>
+      </w:r>
+      <w:r>
+        <w:rPr>
+          <w:rFonts w:ascii="Arial" w:hAnsi="Arial" w:eastAsia="Calibri" w:cs="Arial"/>
+          <w:noProof w:val="0"/>
+          <w:sz w:val="22"/>
+          <w:szCs w:val="22"/>
+          <w:highlight w:val="green"/>
+          <w:lang w:val="it-IT"/>
+        </w:rPr>
+        <w:t xml:space="preserve"> L2 (vedi </w:t>
+      </w:r>
+      <w:r>
+        <w:rPr>
+          <w:rFonts w:ascii="Arial" w:hAnsi="Arial" w:eastAsia="Calibri" w:cs="Arial"/>
+          <w:noProof w:val="0"/>
+          <w:sz w:val="22"/>
+          <w:szCs w:val="22"/>
+          <w:highlight w:val="green"/>
+          <w:lang w:val="it-IT"/>
+        </w:rPr>
+        <w:t>...).</w:t>
+      </w:r>
     </w:p>
     <w:p>
       <w:pPr>
@@ -27496,6 +28209,118 @@
 
 <file path=word/numbering.xml><?xml version="1.0" encoding="utf-8"?>
 <w:numbering xmlns:wpc="http://schemas.microsoft.com/office/word/2010/wordprocessingCanvas" xmlns:cx="http://schemas.microsoft.com/office/drawing/2014/chartex" xmlns:cx1="http://schemas.microsoft.com/office/drawing/2015/9/8/chartex" xmlns:cx2="http://schemas.microsoft.com/office/drawing/2015/10/21/chartex" xmlns:cx3="http://schemas.microsoft.com/office/drawing/2016/5/9/chartex" xmlns:cx4="http://schemas.microsoft.com/office/drawing/2016/5/10/chartex" xmlns:cx5="http://schemas.microsoft.com/office/drawing/2016/5/11/chartex" xmlns:cx6="http://schemas.microsoft.com/office/drawing/2016/5/12/chartex" xmlns:cx7="http://schemas.microsoft.com/office/drawing/2016/5/13/chartex" xmlns:cx8="http://schemas.microsoft.com/office/drawing/2016/5/14/chartex" xmlns:mc="http://schemas.openxmlformats.org/markup-compatibility/2006" xmlns:aink="http://schemas.microsoft.com/office/drawing/2016/ink" xmlns:am3d="http://schemas.microsoft.com/office/drawing/2017/model3d" xmlns:o="urn:schemas-microsoft-com:office:office" xmlns:oel="http://schemas.microsoft.com/office/2019/extlst" xmlns:r="http://schemas.openxmlformats.org/officeDocument/2006/relationships" xmlns:m="http://schemas.openxmlformats.org/officeDocument/2006/math" xmlns:v="urn:schemas-microsoft-com:vml" xmlns:wp14="http://schemas.microsoft.com/office/word/2010/wordprocessingDrawing" xmlns:wp="http://schemas.openxmlformats.org/drawingml/2006/wordprocessingDrawing" xmlns:w10="urn:schemas-microsoft-com:office:word" xmlns:w="http://schemas.openxmlformats.org/wordprocessingml/2006/main" xmlns:w14="http://schemas.microsoft.com/office/word/2010/wordml" xmlns:w15="http://schemas.microsoft.com/office/word/2012/wordml" xmlns:w16cex="http://schemas.microsoft.com/office/word/2018/wordml/cex" xmlns:w16cid="http://schemas.microsoft.com/office/word/2016/wordml/cid" xmlns:w16="http://schemas.microsoft.com/office/word/2018/wordml" xmlns:w16du="http://schemas.microsoft.com/office/word/2023/wordml/word16du" xmlns:w16sdtdh="http://schemas.microsoft.com/office/word/2020/wordml/sdtdatahash" xmlns:w16sdtfl="http://schemas.microsoft.com/office/word/2024/wordml/sdtformatlock" xmlns:w16se="http://schemas.microsoft.com/office/word/2015/wordml/symex" xmlns:wpg="http://schemas.microsoft.com/office/word/2010/wordprocessingGroup" xmlns:wpi="http://schemas.microsoft.com/office/word/2010/wordprocessingInk" xmlns:wne="http://schemas.microsoft.com/office/word/2006/wordml" xmlns:wps="http://schemas.microsoft.com/office/word/2010/wordprocessingShape" mc:Ignorable="w14 w15 w16se w16cid w16 w16cex w16sdtdh w16sdtfl w16du wp14">
+  <w:abstractNum xmlns:w="http://schemas.openxmlformats.org/wordprocessingml/2006/main" w:abstractNumId="96">
+    <w:nsid w:val="1a10d4d2"/>
+    <w:multiLevelType xmlns:w="http://schemas.openxmlformats.org/wordprocessingml/2006/main" w:val="hybridMultilevel"/>
+    <w:lvl xmlns:w="http://schemas.openxmlformats.org/wordprocessingml/2006/main" w:ilvl="0">
+      <w:start w:val="1"/>
+      <w:numFmt w:val="bullet"/>
+      <w:lvlText w:val=""/>
+      <w:lvlJc w:val="left"/>
+      <w:pPr>
+        <w:ind w:left="720" w:hanging="360"/>
+      </w:pPr>
+      <w:rPr>
+        <w:rFonts w:hint="default" w:ascii="Symbol" w:hAnsi="Symbol"/>
+      </w:rPr>
+    </w:lvl>
+    <w:lvl xmlns:w="http://schemas.openxmlformats.org/wordprocessingml/2006/main" w:ilvl="1">
+      <w:start w:val="1"/>
+      <w:numFmt w:val="bullet"/>
+      <w:lvlText w:val="o"/>
+      <w:lvlJc w:val="left"/>
+      <w:pPr>
+        <w:ind w:left="1440" w:hanging="360"/>
+      </w:pPr>
+      <w:rPr>
+        <w:rFonts w:hint="default" w:ascii="Courier New" w:hAnsi="Courier New"/>
+      </w:rPr>
+    </w:lvl>
+    <w:lvl xmlns:w="http://schemas.openxmlformats.org/wordprocessingml/2006/main" w:ilvl="2">
+      <w:start w:val="1"/>
+      <w:numFmt w:val="bullet"/>
+      <w:lvlText w:val=""/>
+      <w:lvlJc w:val="left"/>
+      <w:pPr>
+        <w:ind w:left="2160" w:hanging="360"/>
+      </w:pPr>
+      <w:rPr>
+        <w:rFonts w:hint="default" w:ascii="Wingdings" w:hAnsi="Wingdings"/>
+      </w:rPr>
+    </w:lvl>
+    <w:lvl xmlns:w="http://schemas.openxmlformats.org/wordprocessingml/2006/main" w:ilvl="3">
+      <w:start w:val="1"/>
+      <w:numFmt w:val="bullet"/>
+      <w:lvlText w:val=""/>
+      <w:lvlJc w:val="left"/>
+      <w:pPr>
+        <w:ind w:left="2880" w:hanging="360"/>
+      </w:pPr>
+      <w:rPr>
+        <w:rFonts w:hint="default" w:ascii="Symbol" w:hAnsi="Symbol"/>
+      </w:rPr>
+    </w:lvl>
+    <w:lvl xmlns:w="http://schemas.openxmlformats.org/wordprocessingml/2006/main" w:ilvl="4">
+      <w:start w:val="1"/>
+      <w:numFmt w:val="bullet"/>
+      <w:lvlText w:val="o"/>
+      <w:lvlJc w:val="left"/>
+      <w:pPr>
+        <w:ind w:left="3600" w:hanging="360"/>
+      </w:pPr>
+      <w:rPr>
+        <w:rFonts w:hint="default" w:ascii="Courier New" w:hAnsi="Courier New"/>
+      </w:rPr>
+    </w:lvl>
+    <w:lvl xmlns:w="http://schemas.openxmlformats.org/wordprocessingml/2006/main" w:ilvl="5">
+      <w:start w:val="1"/>
+      <w:numFmt w:val="bullet"/>
+      <w:lvlText w:val=""/>
+      <w:lvlJc w:val="left"/>
+      <w:pPr>
+        <w:ind w:left="4320" w:hanging="360"/>
+      </w:pPr>
+      <w:rPr>
+        <w:rFonts w:hint="default" w:ascii="Wingdings" w:hAnsi="Wingdings"/>
+      </w:rPr>
+    </w:lvl>
+    <w:lvl xmlns:w="http://schemas.openxmlformats.org/wordprocessingml/2006/main" w:ilvl="6">
+      <w:start w:val="1"/>
+      <w:numFmt w:val="bullet"/>
+      <w:lvlText w:val=""/>
+      <w:lvlJc w:val="left"/>
+      <w:pPr>
+        <w:ind w:left="5040" w:hanging="360"/>
+      </w:pPr>
+      <w:rPr>
+        <w:rFonts w:hint="default" w:ascii="Symbol" w:hAnsi="Symbol"/>
+      </w:rPr>
+    </w:lvl>
+    <w:lvl xmlns:w="http://schemas.openxmlformats.org/wordprocessingml/2006/main" w:ilvl="7">
+      <w:start w:val="1"/>
+      <w:numFmt w:val="bullet"/>
+      <w:lvlText w:val="o"/>
+      <w:lvlJc w:val="left"/>
+      <w:pPr>
+        <w:ind w:left="5760" w:hanging="360"/>
+      </w:pPr>
+      <w:rPr>
+        <w:rFonts w:hint="default" w:ascii="Courier New" w:hAnsi="Courier New"/>
+      </w:rPr>
+    </w:lvl>
+    <w:lvl xmlns:w="http://schemas.openxmlformats.org/wordprocessingml/2006/main" w:ilvl="8">
+      <w:start w:val="1"/>
+      <w:numFmt w:val="bullet"/>
+      <w:lvlText w:val=""/>
+      <w:lvlJc w:val="left"/>
+      <w:pPr>
+        <w:ind w:left="6480" w:hanging="360"/>
+      </w:pPr>
+      <w:rPr>
+        <w:rFonts w:hint="default" w:ascii="Wingdings" w:hAnsi="Wingdings"/>
+      </w:rPr>
+    </w:lvl>
+  </w:abstractNum>
   <w:abstractNum xmlns:w="http://schemas.openxmlformats.org/wordprocessingml/2006/main" w:abstractNumId="95">
     <w:nsid w:val="db44185"/>
     <w:multiLevelType xmlns:w="http://schemas.openxmlformats.org/wordprocessingml/2006/main" w:val="hybridMultilevel"/>
@@ -38408,6 +39233,9 @@
       </w:rPr>
     </w:lvl>
   </w:abstractNum>
+  <w:num w:numId="97">
+    <w:abstractNumId w:val="96"/>
+  </w:num>
   <w:num w:numId="96">
     <w:abstractNumId w:val="95"/>
   </w:num>
@@ -48264,6 +49092,7 @@
 
 <file path=docMetadata/LabelInfo.xml><?xml version="1.0" encoding="utf-8"?>
 <clbl:labelList xmlns:clbl="http://schemas.microsoft.com/office/2020/mipLabelMetadata">
+  <clbl:label id="{b00367e2-193a-4f48-94de-7245d45c0947}" enabled="0" method="" siteId="{b00367e2-193a-4f48-94de-7245d45c0947}" removed="1"/>
   <clbl:label id="{deff24bb-2089-4400-8c8e-f71e680378b2}" enabled="0" method="" siteId="{deff24bb-2089-4400-8c8e-f71e680378b2}" removed="1"/>
 </clbl:labelList>
 </file>